--- a/zadanie 1.1/1.1.docx
+++ b/zadanie 1.1/1.1.docx
@@ -172,6 +172,7 @@
         <w:drawing>
           <wp:inline>
             <wp:extent cx="6264274" cy="3910767"/>
+            <wp:effectExtent b="0" l="0" r="0" t="0"/>
             <wp:docPr hidden="false" id="8" name="Picture 8"/>
             <a:graphic>
               <a:graphicData uri="http://schemas.openxmlformats.org/drawingml/2006/picture">
@@ -223,6 +224,7 @@
         <w:drawing>
           <wp:inline>
             <wp:extent cx="3000001" cy="533333"/>
+            <wp:effectExtent b="0" l="0" r="0" t="0"/>
             <wp:docPr hidden="false" id="10" name="Picture 10"/>
             <a:graphic>
               <a:graphicData uri="http://schemas.openxmlformats.org/drawingml/2006/picture">
@@ -256,6 +258,7 @@
         <w:drawing>
           <wp:inline>
             <wp:extent cx="3400001" cy="1914286"/>
+            <wp:effectExtent b="0" l="0" r="0" t="0"/>
             <wp:docPr hidden="false" id="12" name="Picture 12"/>
             <a:graphic>
               <a:graphicData uri="http://schemas.openxmlformats.org/drawingml/2006/picture">
@@ -294,6 +297,7 @@
         <w:drawing>
           <wp:inline>
             <wp:extent cx="6009526" cy="438095"/>
+            <wp:effectExtent b="0" l="0" r="0" t="0"/>
             <wp:docPr hidden="false" id="14" name="Picture 14"/>
             <a:graphic>
               <a:graphicData uri="http://schemas.openxmlformats.org/drawingml/2006/picture">
@@ -318,6 +322,172 @@
           </wp:inline>
         </w:drawing>
       </w:r>
+    </w:p>
+    <w:p>
+      <w:pPr>
+        <w:pStyle w:val="Style_1"/>
+      </w:pPr>
+    </w:p>
+    <w:p>
+      <w:pPr>
+        <w:pStyle w:val="Style_1"/>
+      </w:pPr>
+      <w:r>
+        <w:t xml:space="preserve">Разворачиваем Grav </w:t>
+      </w:r>
+      <w:r>
+        <w:br/>
+      </w:r>
+      <w:r>
+        <w:drawing>
+          <wp:inline>
+            <wp:extent cx="6264274" cy="2243919"/>
+            <wp:docPr hidden="false" id="16" name="Picture 16"/>
+            <a:graphic>
+              <a:graphicData uri="http://schemas.openxmlformats.org/drawingml/2006/picture">
+                <pic:pic>
+                  <pic:nvPicPr>
+                    <pic:cNvPr hidden="false" id="15" name="Picture 15"/>
+                    <pic:cNvPicPr preferRelativeResize="true"/>
+                  </pic:nvPicPr>
+                  <pic:blipFill>
+                    <a:blip r:embed="rId8"/>
+                    <a:stretch/>
+                  </pic:blipFill>
+                  <pic:spPr>
+                    <a:xfrm flipH="false" flipV="false" rot="0">
+                      <a:ext cx="6264274" cy="2243919"/>
+                    </a:xfrm>
+                    <a:prstGeom prst="rect"/>
+                  </pic:spPr>
+                </pic:pic>
+              </a:graphicData>
+            </a:graphic>
+          </wp:inline>
+        </w:drawing>
+      </w:r>
+    </w:p>
+    <w:p>
+      <w:pPr>
+        <w:pStyle w:val="Style_1"/>
+      </w:pPr>
+    </w:p>
+    <w:p>
+      <w:pPr>
+        <w:pStyle w:val="Style_1"/>
+      </w:pPr>
+      <w:r>
+        <w:drawing>
+          <wp:inline>
+            <wp:extent cx="6264274" cy="6004097"/>
+            <wp:docPr hidden="false" id="18" name="Picture 18"/>
+            <a:graphic>
+              <a:graphicData uri="http://schemas.openxmlformats.org/drawingml/2006/picture">
+                <pic:pic>
+                  <pic:nvPicPr>
+                    <pic:cNvPr hidden="false" id="17" name="Picture 17"/>
+                    <pic:cNvPicPr preferRelativeResize="true"/>
+                  </pic:nvPicPr>
+                  <pic:blipFill>
+                    <a:blip r:embed="rId9"/>
+                    <a:stretch/>
+                  </pic:blipFill>
+                  <pic:spPr>
+                    <a:xfrm flipH="false" flipV="false" rot="0">
+                      <a:ext cx="6264274" cy="6004097"/>
+                    </a:xfrm>
+                    <a:prstGeom prst="rect"/>
+                  </pic:spPr>
+                </pic:pic>
+              </a:graphicData>
+            </a:graphic>
+          </wp:inline>
+        </w:drawing>
+      </w:r>
+    </w:p>
+    <w:p>
+      <w:pPr>
+        <w:pStyle w:val="Style_1"/>
+      </w:pPr>
+      <w:r>
+        <w:drawing>
+          <wp:inline>
+            <wp:extent cx="6264274" cy="2471310"/>
+            <wp:docPr hidden="false" id="20" name="Picture 20"/>
+            <a:graphic>
+              <a:graphicData uri="http://schemas.openxmlformats.org/drawingml/2006/picture">
+                <pic:pic>
+                  <pic:nvPicPr>
+                    <pic:cNvPr hidden="false" id="19" name="Picture 19"/>
+                    <pic:cNvPicPr preferRelativeResize="true"/>
+                  </pic:nvPicPr>
+                  <pic:blipFill>
+                    <a:blip r:embed="rId10"/>
+                    <a:stretch/>
+                  </pic:blipFill>
+                  <pic:spPr>
+                    <a:xfrm flipH="false" flipV="false" rot="0">
+                      <a:ext cx="6264274" cy="2471310"/>
+                    </a:xfrm>
+                    <a:prstGeom prst="rect"/>
+                  </pic:spPr>
+                </pic:pic>
+              </a:graphicData>
+            </a:graphic>
+          </wp:inline>
+        </w:drawing>
+      </w:r>
+    </w:p>
+    <w:p>
+      <w:pPr>
+        <w:pStyle w:val="Style_1"/>
+      </w:pPr>
+    </w:p>
+    <w:p>
+      <w:pPr>
+        <w:pStyle w:val="Style_1"/>
+      </w:pPr>
+      <w:r>
+        <w:t xml:space="preserve">Изучение дизайна сайта </w:t>
+      </w:r>
+    </w:p>
+    <w:p>
+      <w:pPr>
+        <w:pStyle w:val="Style_1"/>
+      </w:pPr>
+      <w:r>
+        <w:drawing>
+          <wp:inline>
+            <wp:extent cx="6264274" cy="5103386"/>
+            <wp:docPr hidden="false" id="22" name="Picture 22"/>
+            <a:graphic>
+              <a:graphicData uri="http://schemas.openxmlformats.org/drawingml/2006/picture">
+                <pic:pic>
+                  <pic:nvPicPr>
+                    <pic:cNvPr hidden="false" id="21" name="Picture 21"/>
+                    <pic:cNvPicPr preferRelativeResize="true"/>
+                  </pic:nvPicPr>
+                  <pic:blipFill>
+                    <a:blip r:embed="rId11"/>
+                    <a:stretch/>
+                  </pic:blipFill>
+                  <pic:spPr>
+                    <a:xfrm flipH="false" flipV="false" rot="0">
+                      <a:ext cx="6264274" cy="5103386"/>
+                    </a:xfrm>
+                    <a:prstGeom prst="rect"/>
+                  </pic:spPr>
+                </pic:pic>
+              </a:graphicData>
+            </a:graphic>
+          </wp:inline>
+        </w:drawing>
+      </w:r>
+    </w:p>
+    <w:p>
+      <w:pPr>
+        <w:pStyle w:val="Style_1"/>
+      </w:pPr>
     </w:p>
     <w:sectPr>
       <w:pgSz w:h="16838" w:orient="portrait" w:w="11906"/>
